--- a/重构版论文_v4_20260915/论文结构诊断与重构方案.docx
+++ b/重构版论文_v4_20260915/论文结构诊断与重构方案.docx
@@ -6095,6 +6095,7 @@
       <w:pgMar w:top="1296" w:right="1224" w:bottom="1296" w:left="1224" w:header="720" w:footer="720" w:gutter="0"/>
       <w:cols w:space="720"/>
       <w:docGrid w:linePitch="360"/>
+      <w:lnNumType w:countBy="1" w:restart="continuous" w:distance="360"/>
     </w:sectPr>
   </w:body>
 </w:document>

--- a/重构版论文_v4_20260915/论文结构诊断与重构方案.docx
+++ b/重构版论文_v4_20260915/论文结构诊断与重构方案.docx
@@ -9,6 +9,112 @@
       </w:pPr>
       <w:r>
         <w:t>论文结构诊断与重构方案</w:t>
+      </w:r>
+    </w:p>
+    <w:p>
+      <w:r>
+        <w:t xml:space="preserve">&gt; </w:t>
+      </w:r>
+      <w:r>
+        <w:rPr>
+          <w:b/>
+        </w:rPr>
+        <w:t>状态说明（2026-09-17 更新）</w:t>
+      </w:r>
+    </w:p>
+    <w:p>
+      <w:r>
+        <w:t>&gt;</w:t>
+      </w:r>
+    </w:p>
+    <w:p>
+      <w:r>
+        <w:t xml:space="preserve">&gt; 本文档是 </w:t>
+      </w:r>
+      <w:r>
+        <w:rPr>
+          <w:b/>
+        </w:rPr>
+        <w:t>2026-09-15 的审计快照</w:t>
+      </w:r>
+      <w:r>
+        <w:t>，保留当时的判断、命令与优先级，便于追溯"为什么要做这些事"。</w:t>
+      </w:r>
+    </w:p>
+    <w:p>
+      <w:r>
+        <w:t>&gt; 截至当前版本，快照中列出的 P0/P1 缺口与阶段 1–3 的任务已绝大部分完成（少数为作者信息与期刊模板这类外部输入）。</w:t>
+      </w:r>
+    </w:p>
+    <w:p>
+      <w:r>
+        <w:t>&gt; 当前状态以下列文件为准，本文档不再单独代表最新进度：</w:t>
+      </w:r>
+    </w:p>
+    <w:p>
+      <w:r>
+        <w:t>&gt;</w:t>
+      </w:r>
+    </w:p>
+    <w:p>
+      <w:r>
+        <w:t xml:space="preserve">&gt; - </w:t>
+      </w:r>
+      <w:r>
+        <w:rPr>
+          <w:rFonts w:ascii="Consolas" w:hAnsi="Consolas"/>
+        </w:rPr>
+        <w:t>论文自查表.md</w:t>
+      </w:r>
+      <w:r>
+        <w:t>：66 项检查，62 项通过、4 项部分通过、0 项缺失；含每项的证据文件。</w:t>
+      </w:r>
+    </w:p>
+    <w:p>
+      <w:r>
+        <w:t xml:space="preserve">&gt; - </w:t>
+      </w:r>
+      <w:r>
+        <w:rPr>
+          <w:rFonts w:ascii="Consolas" w:hAnsi="Consolas"/>
+        </w:rPr>
+        <w:t>遗漏问题审查报告.md</w:t>
+      </w:r>
+      <w:r>
+        <w:t>：第一至第十一轮的逐轮记录、发现的问题与处置方式。</w:t>
+      </w:r>
+    </w:p>
+    <w:p>
+      <w:r>
+        <w:t xml:space="preserve">&gt; - </w:t>
+      </w:r>
+      <w:r>
+        <w:rPr>
+          <w:rFonts w:ascii="Consolas" w:hAnsi="Consolas"/>
+        </w:rPr>
+        <w:t>English_SCI_Manuscript_v4.md</w:t>
+      </w:r>
+      <w:r>
+        <w:t xml:space="preserve"> / </w:t>
+      </w:r>
+      <w:r>
+        <w:rPr>
+          <w:rFonts w:ascii="Consolas" w:hAnsi="Consolas"/>
+        </w:rPr>
+        <w:t>中文SCI论文_v4_重构版.md</w:t>
+      </w:r>
+      <w:r>
+        <w:t>：正式稿件，v1.10.0。</w:t>
+      </w:r>
+    </w:p>
+    <w:p>
+      <w:r>
+        <w:t>&gt;</w:t>
+      </w:r>
+    </w:p>
+    <w:p>
+      <w:r>
+        <w:t>&gt; 建议阅读顺序：先看自查表结论 → 再看审查报告对应轮次 → 最后把本文档当作历史任务清单与命令参考。</w:t>
       </w:r>
     </w:p>
     <w:p>

--- a/重构版论文_v4_20260915/论文结构诊断与重构方案.docx
+++ b/重构版论文_v4_20260915/论文结构诊断与重构方案.docx
@@ -1179,6 +1179,10 @@
     <w:p>
       <w:pPr>
         <w:pStyle w:val="ListNumber"/>
+        <w:numPr>
+          <w:ilvl w:val="0"/>
+          <w:numId w:val="10"/>
+        </w:numPr>
       </w:pPr>
       <w:r>
         <w:t>卡方特征选择有没有用？</w:t>
@@ -1187,6 +1191,10 @@
     <w:p>
       <w:pPr>
         <w:pStyle w:val="ListNumber"/>
+        <w:numPr>
+          <w:ilvl w:val="0"/>
+          <w:numId w:val="10"/>
+        </w:numPr>
       </w:pPr>
       <w:r>
         <w:t>加权投票有没有用？</w:t>
@@ -1195,6 +1203,10 @@
     <w:p>
       <w:pPr>
         <w:pStyle w:val="ListNumber"/>
+        <w:numPr>
+          <w:ilvl w:val="0"/>
+          <w:numId w:val="10"/>
+        </w:numPr>
       </w:pPr>
       <w:r>
         <w:t>概率校准好不好？</w:t>
@@ -1203,6 +1215,10 @@
     <w:p>
       <w:pPr>
         <w:pStyle w:val="ListNumber"/>
+        <w:numPr>
+          <w:ilvl w:val="0"/>
+          <w:numId w:val="10"/>
+        </w:numPr>
       </w:pPr>
       <w:r>
         <w:t>开放集能不能拒绝未知攻击？</w:t>
@@ -1211,6 +1227,10 @@
     <w:p>
       <w:pPr>
         <w:pStyle w:val="ListNumber"/>
+        <w:numPr>
+          <w:ilvl w:val="0"/>
+          <w:numId w:val="10"/>
+        </w:numPr>
       </w:pPr>
       <w:r>
         <w:t>换数据集还行不行？</w:t>
@@ -1846,6 +1866,10 @@
     <w:p>
       <w:pPr>
         <w:pStyle w:val="ListNumber"/>
+        <w:numPr>
+          <w:ilvl w:val="0"/>
+          <w:numId w:val="11"/>
+        </w:numPr>
       </w:pPr>
       <w:r>
         <w:t>背景（1 句）：公开入侵检测数据集上报告的模型差异，对去重、泄漏与类别先验高度敏感。</w:t>
@@ -1854,6 +1878,10 @@
     <w:p>
       <w:pPr>
         <w:pStyle w:val="ListNumber"/>
+        <w:numPr>
+          <w:ilvl w:val="0"/>
+          <w:numId w:val="11"/>
+        </w:numPr>
       </w:pPr>
       <w:r>
         <w:t>问题（1 句）：样本条件集成加权被广泛假设为有效，但缺少泄漏受控下的可辨识性检验。</w:t>
@@ -1862,6 +1890,10 @@
     <w:p>
       <w:pPr>
         <w:pStyle w:val="ListNumber"/>
+        <w:numPr>
+          <w:ilvl w:val="0"/>
+          <w:numId w:val="11"/>
+        </w:numPr>
       </w:pPr>
       <w:r>
         <w:t>方法与协议（2 句）：给出泄漏受控协议与两个总体定义；给出三个命题，说明门控在什么条件下必然不改变预测。</w:t>
@@ -1870,6 +1902,10 @@
     <w:p>
       <w:pPr>
         <w:pStyle w:val="ListNumber"/>
+        <w:numPr>
+          <w:ilvl w:val="0"/>
+          <w:numId w:val="11"/>
+        </w:numPr>
       </w:pPr>
       <w:r>
         <w:t>结果（3 句）：主结果不显著（Δ=0.0011，p=0.556，区间跨 0，分歧 0 条，权重熵 0.99998）；协议变化带来 0.07 量级差异；外部数据 0.33–1.00。</w:t>
@@ -1878,6 +1914,10 @@
     <w:p>
       <w:pPr>
         <w:pStyle w:val="ListNumber"/>
+        <w:numPr>
+          <w:ilvl w:val="0"/>
+          <w:numId w:val="11"/>
+        </w:numPr>
       </w:pPr>
       <w:r>
         <w:t>结论（1 句）：贡献是协议、可辨识性边界与失效地图，不是新的最优分类器。</w:t>
@@ -3404,6 +3444,10 @@
     <w:p>
       <w:pPr>
         <w:pStyle w:val="ListNumber"/>
+        <w:numPr>
+          <w:ilvl w:val="0"/>
+          <w:numId w:val="12"/>
+        </w:numPr>
       </w:pPr>
       <w:r>
         <w:rPr>
@@ -3418,6 +3462,10 @@
     <w:p>
       <w:pPr>
         <w:pStyle w:val="ListNumber"/>
+        <w:numPr>
+          <w:ilvl w:val="0"/>
+          <w:numId w:val="12"/>
+        </w:numPr>
       </w:pPr>
       <w:r>
         <w:rPr>
@@ -3432,6 +3480,10 @@
     <w:p>
       <w:pPr>
         <w:pStyle w:val="ListNumber"/>
+        <w:numPr>
+          <w:ilvl w:val="0"/>
+          <w:numId w:val="12"/>
+        </w:numPr>
       </w:pPr>
       <w:r>
         <w:rPr>
@@ -6058,6 +6110,10 @@
     <w:p>
       <w:pPr>
         <w:pStyle w:val="ListNumber"/>
+        <w:numPr>
+          <w:ilvl w:val="0"/>
+          <w:numId w:val="13"/>
+        </w:numPr>
       </w:pPr>
       <w:r>
         <w:t>确认主线（第三、四节）：论文讲「协议敏感性主导模型选择」，RCCF 是被检验的机制，不是被推销的方法。</w:t>
@@ -6066,6 +6122,10 @@
     <w:p>
       <w:pPr>
         <w:pStyle w:val="ListNumber"/>
+        <w:numPr>
+          <w:ilvl w:val="0"/>
+          <w:numId w:val="13"/>
+        </w:numPr>
       </w:pPr>
       <w:r>
         <w:t>重建正文骨架（本次进行中）：按第五节写出中文重构稿，英文稿随后对齐。</w:t>
@@ -6074,6 +6134,10 @@
     <w:p>
       <w:pPr>
         <w:pStyle w:val="ListNumber"/>
+        <w:numPr>
+          <w:ilvl w:val="0"/>
+          <w:numId w:val="13"/>
+        </w:numPr>
       </w:pPr>
       <w:r>
         <w:t>补齐缺失图：图 1、图 2、图 3、图 4、图 5、图 6、图 7、图 9。</w:t>
@@ -6082,6 +6146,10 @@
     <w:p>
       <w:pPr>
         <w:pStyle w:val="ListNumber"/>
+        <w:numPr>
+          <w:ilvl w:val="0"/>
+          <w:numId w:val="13"/>
+        </w:numPr>
       </w:pPr>
       <w:r>
         <w:t>正文瘦身：19 张表压缩为 7 张，其余移入补充材料。</w:t>
@@ -6090,6 +6158,10 @@
     <w:p>
       <w:pPr>
         <w:pStyle w:val="ListNumber"/>
+        <w:numPr>
+          <w:ilvl w:val="0"/>
+          <w:numId w:val="13"/>
+        </w:numPr>
       </w:pPr>
       <w:r>
         <w:t>补齐参考文献：从 12 条扩到 45–60 条，覆盖五个主题并逐条标引。</w:t>
@@ -6098,6 +6170,10 @@
     <w:p>
       <w:pPr>
         <w:pStyle w:val="ListNumber"/>
+        <w:numPr>
+          <w:ilvl w:val="0"/>
+          <w:numId w:val="13"/>
+        </w:numPr>
       </w:pPr>
       <w:r>
         <w:t>作者信息与声明：Funding、CRediT、通信作者、单位、ORCID（必须由你本人提供真实信息）。</w:t>
@@ -6106,6 +6182,10 @@
     <w:p>
       <w:pPr>
         <w:pStyle w:val="ListNumber"/>
+        <w:numPr>
+          <w:ilvl w:val="0"/>
+          <w:numId w:val="13"/>
+        </w:numPr>
       </w:pPr>
       <w:r>
         <w:t>投稿前核查：目标期刊模板、图件分辨率（≥300 dpi）、参考文献格式、补充材料清单。</w:t>
@@ -6136,6 +6216,10 @@
     <w:p>
       <w:pPr>
         <w:pStyle w:val="ListNumber"/>
+        <w:numPr>
+          <w:ilvl w:val="0"/>
+          <w:numId w:val="14"/>
+        </w:numPr>
       </w:pPr>
       <w:r>
         <w:t>提出真正的新机制。失效原因已定位（专家高度相关 → 权重熵 0.99998 → 预测分歧 0），可行方向是</w:t>
@@ -6162,6 +6246,10 @@
     <w:p>
       <w:pPr>
         <w:pStyle w:val="ListNumber"/>
+        <w:numPr>
+          <w:ilvl w:val="0"/>
+          <w:numId w:val="14"/>
+        </w:numPr>
       </w:pPr>
       <w:r>
         <w:t>预注册假设与判定阈值，避免事后挑选。</w:t>
@@ -6170,6 +6258,10 @@
     <w:p>
       <w:pPr>
         <w:pStyle w:val="ListNumber"/>
+        <w:numPr>
+          <w:ilvl w:val="0"/>
+          <w:numId w:val="14"/>
+        </w:numPr>
       </w:pPr>
       <w:r>
         <w:t>三个数据集上做 5×3 嵌套交叉验证，报告配对效应量与多重比较校正。</w:t>
@@ -6178,6 +6270,10 @@
     <w:p>
       <w:pPr>
         <w:pStyle w:val="ListNumber"/>
+        <w:numPr>
+          <w:ilvl w:val="0"/>
+          <w:numId w:val="14"/>
+        </w:numPr>
       </w:pPr>
       <w:r>
         <w:t>复杂度分析与消融矩阵（专家数、去相关强度、触发比例）。</w:t>
@@ -6186,6 +6282,10 @@
     <w:p>
       <w:pPr>
         <w:pStyle w:val="ListNumber"/>
+        <w:numPr>
+          <w:ilvl w:val="0"/>
+          <w:numId w:val="14"/>
+        </w:numPr>
       </w:pPr>
       <w:r>
         <w:t>与 XGBoost、LightGBM、ExtraTrees 在同等调参预算下比较。</w:t>
@@ -6406,6 +6506,36 @@
   </w:num>
   <w:num w:numId="9">
     <w:abstractNumId w:val="0"/>
+  </w:num>
+  <w:num w:numId="10">
+    <w:abstractNumId w:val="7"/>
+    <w:lvlOverride w:ilvl="0">
+      <w:startOverride w:val="1"/>
+    </w:lvlOverride>
+  </w:num>
+  <w:num w:numId="11">
+    <w:abstractNumId w:val="7"/>
+    <w:lvlOverride w:ilvl="0">
+      <w:startOverride w:val="1"/>
+    </w:lvlOverride>
+  </w:num>
+  <w:num w:numId="12">
+    <w:abstractNumId w:val="7"/>
+    <w:lvlOverride w:ilvl="0">
+      <w:startOverride w:val="1"/>
+    </w:lvlOverride>
+  </w:num>
+  <w:num w:numId="13">
+    <w:abstractNumId w:val="7"/>
+    <w:lvlOverride w:ilvl="0">
+      <w:startOverride w:val="1"/>
+    </w:lvlOverride>
+  </w:num>
+  <w:num w:numId="14">
+    <w:abstractNumId w:val="7"/>
+    <w:lvlOverride w:ilvl="0">
+      <w:startOverride w:val="1"/>
+    </w:lvlOverride>
   </w:num>
 </w:numbering>
 </file>

--- a/重构版论文_v4_20260915/论文结构诊断与重构方案.docx
+++ b/重构版论文_v4_20260915/论文结构诊断与重构方案.docx
@@ -104,7 +104,7 @@
         <w:t>中文SCI论文_v4_重构版.md</w:t>
       </w:r>
       <w:r>
-        <w:t>：正式稿件，v1.10.0。</w:t>
+        <w:t>：正式稿件，v1.11.0。</w:t>
       </w:r>
     </w:p>
     <w:p>
@@ -165,6 +165,14 @@
         <w:tblStyle w:val="TableGrid"/>
         <w:tblW w:type="auto" w:w="0"/>
         <w:tblLook w:firstColumn="1" w:firstRow="1" w:lastColumn="0" w:lastRow="0" w:noHBand="0" w:noVBand="1" w:val="04A0"/>
+        <w:tblBorders>
+          <w:top w:val="single" w:sz="6" w:space="0" w:color="000000"/>
+          <w:left w:val="none" w:sz="0" w:space="0" w:color="auto"/>
+          <w:bottom w:val="single" w:sz="6" w:space="0" w:color="000000"/>
+          <w:right w:val="none" w:sz="0" w:space="0" w:color="auto"/>
+          <w:insideH w:val="single" w:sz="6" w:space="0" w:color="000000"/>
+          <w:insideV w:val="none" w:sz="0" w:space="0" w:color="auto"/>
+        </w:tblBorders>
       </w:tblPr>
       <w:tblGrid>
         <w:gridCol w:w="4896"/>
@@ -347,6 +355,14 @@
         <w:tblStyle w:val="TableGrid"/>
         <w:tblW w:type="auto" w:w="0"/>
         <w:tblLook w:firstColumn="1" w:firstRow="1" w:lastColumn="0" w:lastRow="0" w:noHBand="0" w:noVBand="1" w:val="04A0"/>
+        <w:tblBorders>
+          <w:top w:val="single" w:sz="6" w:space="0" w:color="000000"/>
+          <w:left w:val="none" w:sz="0" w:space="0" w:color="auto"/>
+          <w:bottom w:val="single" w:sz="6" w:space="0" w:color="000000"/>
+          <w:right w:val="none" w:sz="0" w:space="0" w:color="auto"/>
+          <w:insideH w:val="single" w:sz="6" w:space="0" w:color="000000"/>
+          <w:insideV w:val="none" w:sz="0" w:space="0" w:color="auto"/>
+        </w:tblBorders>
       </w:tblPr>
       <w:tblGrid>
         <w:gridCol w:w="4896"/>
@@ -744,7 +760,13 @@
         <w:pStyle w:val="ListBullet"/>
       </w:pPr>
       <w:r>
-        <w:t>4.7 *When can the gate change a prediction?*</w:t>
+        <w:t xml:space="preserve">4.7 </w:t>
+      </w:r>
+      <w:r>
+        <w:rPr>
+          <w:i/>
+        </w:rPr>
+        <w:t>When can the gate change a prediction?</w:t>
       </w:r>
     </w:p>
     <w:p>
@@ -752,7 +774,13 @@
         <w:pStyle w:val="ListBullet"/>
       </w:pPr>
       <w:r>
-        <w:t>4.8 *Gate identifiability, limiting propositions, and cost-benefit criterion*</w:t>
+        <w:t xml:space="preserve">4.8 </w:t>
+      </w:r>
+      <w:r>
+        <w:rPr>
+          <w:i/>
+        </w:rPr>
+        <w:t>Gate identifiability, limiting propositions, and cost-benefit criterion</w:t>
       </w:r>
     </w:p>
     <w:p>
@@ -760,7 +788,13 @@
         <w:pStyle w:val="ListBullet"/>
       </w:pPr>
       <w:r>
-        <w:t>5.7 *Reviewer-facing synthesis: claim, evidence, and boundary*</w:t>
+        <w:t xml:space="preserve">5.7 </w:t>
+      </w:r>
+      <w:r>
+        <w:rPr>
+          <w:i/>
+        </w:rPr>
+        <w:t>Reviewer-facing synthesis: claim, evidence, and boundary</w:t>
       </w:r>
     </w:p>
     <w:p>
@@ -818,6 +852,14 @@
         <w:tblStyle w:val="TableGrid"/>
         <w:tblW w:type="auto" w:w="0"/>
         <w:tblLook w:firstColumn="1" w:firstRow="1" w:lastColumn="0" w:lastRow="0" w:noHBand="0" w:noVBand="1" w:val="04A0"/>
+        <w:tblBorders>
+          <w:top w:val="single" w:sz="6" w:space="0" w:color="000000"/>
+          <w:left w:val="none" w:sz="0" w:space="0" w:color="auto"/>
+          <w:bottom w:val="single" w:sz="6" w:space="0" w:color="000000"/>
+          <w:right w:val="none" w:sz="0" w:space="0" w:color="auto"/>
+          <w:insideH w:val="single" w:sz="6" w:space="0" w:color="000000"/>
+          <w:insideV w:val="none" w:sz="0" w:space="0" w:color="auto"/>
+        </w:tblBorders>
       </w:tblPr>
       <w:tblGrid>
         <w:gridCol w:w="3264"/>
@@ -1276,6 +1318,14 @@
         <w:tblStyle w:val="TableGrid"/>
         <w:tblW w:type="auto" w:w="0"/>
         <w:tblLook w:firstColumn="1" w:firstRow="1" w:lastColumn="0" w:lastRow="0" w:noHBand="0" w:noVBand="1" w:val="04A0"/>
+        <w:tblBorders>
+          <w:top w:val="single" w:sz="6" w:space="0" w:color="000000"/>
+          <w:left w:val="none" w:sz="0" w:space="0" w:color="auto"/>
+          <w:bottom w:val="single" w:sz="6" w:space="0" w:color="000000"/>
+          <w:right w:val="none" w:sz="0" w:space="0" w:color="auto"/>
+          <w:insideH w:val="single" w:sz="6" w:space="0" w:color="000000"/>
+          <w:insideV w:val="none" w:sz="0" w:space="0" w:color="auto"/>
+        </w:tblBorders>
       </w:tblPr>
       <w:tblGrid>
         <w:gridCol w:w="3264"/>
@@ -1814,7 +1864,13 @@
         <w:pStyle w:val="ListBullet"/>
       </w:pPr>
       <w:r>
-        <w:t>英文：*Protocol Sensitivity Dominates Model Choice in Flow-Based Network Intrusion Detection: A Leakage-Controlled Study of Conditional Ensemble Weighting*</w:t>
+        <w:t>英文：</w:t>
+      </w:r>
+      <w:r>
+        <w:rPr>
+          <w:i/>
+        </w:rPr>
+        <w:t>Protocol Sensitivity Dominates Model Choice in Flow-Based Network Intrusion Detection: A Leakage-Controlled Study of Conditional Ensemble Weighting</w:t>
       </w:r>
     </w:p>
     <w:p>
@@ -1844,7 +1900,13 @@
         <w:pStyle w:val="ListBullet"/>
       </w:pPr>
       <w:r>
-        <w:t>英文：*Conditional Ensemble Weighting for Network Intrusion Detection: Identifiability Limits and Protocol Sensitivity*</w:t>
+        <w:t>英文：</w:t>
+      </w:r>
+      <w:r>
+        <w:rPr>
+          <w:i/>
+        </w:rPr>
+        <w:t>Conditional Ensemble Weighting for Network Intrusion Detection: Identifiability Limits and Protocol Sensitivity</w:t>
       </w:r>
     </w:p>
     <w:p>
@@ -1947,6 +2009,14 @@
         <w:tblStyle w:val="TableGrid"/>
         <w:tblW w:type="auto" w:w="0"/>
         <w:tblLook w:firstColumn="1" w:firstRow="1" w:lastColumn="0" w:lastRow="0" w:noHBand="0" w:noVBand="1" w:val="04A0"/>
+        <w:tblBorders>
+          <w:top w:val="single" w:sz="6" w:space="0" w:color="000000"/>
+          <w:left w:val="none" w:sz="0" w:space="0" w:color="auto"/>
+          <w:bottom w:val="single" w:sz="6" w:space="0" w:color="000000"/>
+          <w:right w:val="none" w:sz="0" w:space="0" w:color="auto"/>
+          <w:insideH w:val="single" w:sz="6" w:space="0" w:color="000000"/>
+          <w:insideV w:val="none" w:sz="0" w:space="0" w:color="auto"/>
+        </w:tblBorders>
       </w:tblPr>
       <w:tblGrid>
         <w:gridCol w:w="1958"/>
@@ -3156,6 +3226,14 @@
         <w:tblStyle w:val="TableGrid"/>
         <w:tblW w:type="auto" w:w="0"/>
         <w:tblLook w:firstColumn="1" w:firstRow="1" w:lastColumn="0" w:lastRow="0" w:noHBand="0" w:noVBand="1" w:val="04A0"/>
+        <w:tblBorders>
+          <w:top w:val="single" w:sz="6" w:space="0" w:color="000000"/>
+          <w:left w:val="none" w:sz="0" w:space="0" w:color="auto"/>
+          <w:bottom w:val="single" w:sz="6" w:space="0" w:color="000000"/>
+          <w:right w:val="none" w:sz="0" w:space="0" w:color="auto"/>
+          <w:insideH w:val="single" w:sz="6" w:space="0" w:color="000000"/>
+          <w:insideV w:val="none" w:sz="0" w:space="0" w:color="auto"/>
+        </w:tblBorders>
       </w:tblPr>
       <w:tblGrid>
         <w:gridCol w:w="4896"/>
@@ -3540,6 +3618,14 @@
         <w:tblStyle w:val="TableGrid"/>
         <w:tblW w:type="auto" w:w="0"/>
         <w:tblLook w:firstColumn="1" w:firstRow="1" w:lastColumn="0" w:lastRow="0" w:noHBand="0" w:noVBand="1" w:val="04A0"/>
+        <w:tblBorders>
+          <w:top w:val="single" w:sz="6" w:space="0" w:color="000000"/>
+          <w:left w:val="none" w:sz="0" w:space="0" w:color="auto"/>
+          <w:bottom w:val="single" w:sz="6" w:space="0" w:color="000000"/>
+          <w:right w:val="none" w:sz="0" w:space="0" w:color="auto"/>
+          <w:insideH w:val="single" w:sz="6" w:space="0" w:color="000000"/>
+          <w:insideV w:val="none" w:sz="0" w:space="0" w:color="auto"/>
+        </w:tblBorders>
       </w:tblPr>
       <w:tblGrid>
         <w:gridCol w:w="3264"/>
@@ -4093,6 +4179,14 @@
         <w:tblStyle w:val="TableGrid"/>
         <w:tblW w:type="auto" w:w="0"/>
         <w:tblLook w:firstColumn="1" w:firstRow="1" w:lastColumn="0" w:lastRow="0" w:noHBand="0" w:noVBand="1" w:val="04A0"/>
+        <w:tblBorders>
+          <w:top w:val="single" w:sz="6" w:space="0" w:color="000000"/>
+          <w:left w:val="none" w:sz="0" w:space="0" w:color="auto"/>
+          <w:bottom w:val="single" w:sz="6" w:space="0" w:color="000000"/>
+          <w:right w:val="none" w:sz="0" w:space="0" w:color="auto"/>
+          <w:insideH w:val="single" w:sz="6" w:space="0" w:color="000000"/>
+          <w:insideV w:val="none" w:sz="0" w:space="0" w:color="auto"/>
+        </w:tblBorders>
       </w:tblPr>
       <w:tblGrid>
         <w:gridCol w:w="3264"/>
@@ -4784,6 +4878,14 @@
         <w:tblStyle w:val="TableGrid"/>
         <w:tblW w:type="auto" w:w="0"/>
         <w:tblLook w:firstColumn="1" w:firstRow="1" w:lastColumn="0" w:lastRow="0" w:noHBand="0" w:noVBand="1" w:val="04A0"/>
+        <w:tblBorders>
+          <w:top w:val="single" w:sz="6" w:space="0" w:color="000000"/>
+          <w:left w:val="none" w:sz="0" w:space="0" w:color="auto"/>
+          <w:bottom w:val="single" w:sz="6" w:space="0" w:color="000000"/>
+          <w:right w:val="none" w:sz="0" w:space="0" w:color="auto"/>
+          <w:insideH w:val="single" w:sz="6" w:space="0" w:color="000000"/>
+          <w:insideV w:val="none" w:sz="0" w:space="0" w:color="auto"/>
+        </w:tblBorders>
       </w:tblPr>
       <w:tblGrid>
         <w:gridCol w:w="3264"/>

--- a/重构版论文_v4_20260915/论文结构诊断与重构方案.docx
+++ b/重构版论文_v4_20260915/论文结构诊断与重构方案.docx
@@ -67,7 +67,7 @@
         <w:t>论文自查表.md</w:t>
       </w:r>
       <w:r>
-        <w:t>：66 项检查，62 项通过、4 项部分通过、0 项缺失；含每项的证据文件。</w:t>
+        <w:t>：69 项检查，65 项通过、4 项部分通过、0 项缺失；含每项的证据文件。</w:t>
       </w:r>
     </w:p>
     <w:p>

--- a/重构版论文_v4_20260915/论文结构诊断与重构方案.docx
+++ b/重构版论文_v4_20260915/论文结构诊断与重构方案.docx
@@ -81,7 +81,7 @@
         <w:t>遗漏问题审查报告.md</w:t>
       </w:r>
       <w:r>
-        <w:t>：第一至第十一轮的逐轮记录、发现的问题与处置方式。</w:t>
+        <w:t>：第一至第十九轮的逐轮记录、发现的问题与处置方式。</w:t>
       </w:r>
     </w:p>
     <w:p>

--- a/重构版论文_v4_20260915/论文结构诊断与重构方案.docx
+++ b/重构版论文_v4_20260915/论文结构诊断与重构方案.docx
@@ -81,7 +81,7 @@
         <w:t>遗漏问题审查报告.md</w:t>
       </w:r>
       <w:r>
-        <w:t>：第一至第十九轮的逐轮记录、发现的问题与处置方式。</w:t>
+        <w:t>：第一至第二十轮的逐轮记录、发现的问题与处置方式。</w:t>
       </w:r>
     </w:p>
     <w:p>

--- a/重构版论文_v4_20260915/论文结构诊断与重构方案.docx
+++ b/重构版论文_v4_20260915/论文结构诊断与重构方案.docx
@@ -81,7 +81,7 @@
         <w:t>遗漏问题审查报告.md</w:t>
       </w:r>
       <w:r>
-        <w:t>：第一至第二十轮的逐轮记录、发现的问题与处置方式。</w:t>
+        <w:t>：第一至第二十一轮的逐轮记录、发现的问题与处置方式。</w:t>
       </w:r>
     </w:p>
     <w:p>

--- a/重构版论文_v4_20260915/论文结构诊断与重构方案.docx
+++ b/重构版论文_v4_20260915/论文结构诊断与重构方案.docx
@@ -81,7 +81,7 @@
         <w:t>遗漏问题审查报告.md</w:t>
       </w:r>
       <w:r>
-        <w:t>：第一至第二十一轮的逐轮记录、发现的问题与处置方式。</w:t>
+        <w:t>：第一至第二十二轮的逐轮记录、发现的问题与处置方式。</w:t>
       </w:r>
     </w:p>
     <w:p>

--- a/重构版论文_v4_20260915/论文结构诊断与重构方案.docx
+++ b/重构版论文_v4_20260915/论文结构诊断与重构方案.docx
@@ -81,7 +81,7 @@
         <w:t>遗漏问题审查报告.md</w:t>
       </w:r>
       <w:r>
-        <w:t>：第一至第二十二轮的逐轮记录、发现的问题与处置方式。</w:t>
+        <w:t>：第一至第二十三轮的逐轮记录、发现的问题与处置方式。</w:t>
       </w:r>
     </w:p>
     <w:p>
